--- a/1 am/بيئة التعامل مع الحاسوب 1/cours 2/fiche.docx
+++ b/1 am/بيئة التعامل مع الحاسوب 1/cours 2/fiche.docx
@@ -397,7 +397,7 @@
       <w:r>
         <w:rPr>
           <w:noProof/>
-          <w:lang w:eastAsia="fr-FR"/>
+          <w:lang w:val="en-US"/>
         </w:rPr>
         <mc:AlternateContent>
           <mc:Choice Requires="wps">
@@ -1855,7 +1855,7 @@
               <w:bidi/>
               <w:jc w:val="center"/>
               <w:rPr>
-                <w:rFonts w:asciiTheme="majorBidi" w:hAnsiTheme="majorBidi" w:cstheme="majorBidi" w:hint="cs"/>
+                <w:rFonts w:asciiTheme="majorBidi" w:hAnsiTheme="majorBidi" w:cstheme="majorBidi"/>
                 <w:sz w:val="28"/>
                 <w:szCs w:val="28"/>
                 <w:rtl/>
@@ -1875,7 +1875,7 @@
               <w:bidi/>
               <w:jc w:val="center"/>
               <w:rPr>
-                <w:rFonts w:asciiTheme="majorBidi" w:hAnsiTheme="majorBidi" w:cstheme="majorBidi" w:hint="cs"/>
+                <w:rFonts w:asciiTheme="majorBidi" w:hAnsiTheme="majorBidi" w:cstheme="majorBidi"/>
                 <w:sz w:val="28"/>
                 <w:szCs w:val="28"/>
                 <w:rtl/>
@@ -2141,7 +2141,7 @@
         <w:tc>
           <w:tcPr>
             <w:tcW w:w="6116" w:type="dxa"/>
-            <w:shd w:val="clear" w:color="auto" w:fill="FFF2CC" w:themeFill="accent4" w:themeFillTint="33"/>
+            <w:shd w:val="clear" w:color="auto" w:fill="DEEAF6" w:themeFill="accent1" w:themeFillTint="33"/>
             <w:vAlign w:val="center"/>
           </w:tcPr>
           <w:p>
@@ -2699,7 +2699,7 @@
         <w:tc>
           <w:tcPr>
             <w:tcW w:w="6116" w:type="dxa"/>
-            <w:shd w:val="clear" w:color="auto" w:fill="FFF2CC" w:themeFill="accent4" w:themeFillTint="33"/>
+            <w:shd w:val="clear" w:color="auto" w:fill="DEEAF6" w:themeFill="accent1" w:themeFillTint="33"/>
           </w:tcPr>
           <w:p>
             <w:pPr>
@@ -2749,6 +2749,8 @@
               </w:rPr>
               <w:t>متـــابعة إجـابـات المتعلّمين وتصويبهــــا</w:t>
             </w:r>
+            <w:bookmarkStart w:id="0" w:name="_GoBack"/>
+            <w:bookmarkEnd w:id="0"/>
           </w:p>
         </w:tc>
         <w:tc>
@@ -3478,7 +3480,7 @@
       <w:r>
         <w:rPr>
           <w:noProof/>
-          <w:lang w:eastAsia="fr-FR"/>
+          <w:lang w:val="en-US"/>
         </w:rPr>
         <w:lastRenderedPageBreak/>
         <mc:AlternateContent>
@@ -4561,7 +4563,7 @@
               <w:bidi/>
               <w:jc w:val="center"/>
               <w:rPr>
-                <w:rFonts w:asciiTheme="majorBidi" w:hAnsiTheme="majorBidi" w:cstheme="majorBidi" w:hint="cs"/>
+                <w:rFonts w:asciiTheme="majorBidi" w:hAnsiTheme="majorBidi" w:cstheme="majorBidi"/>
                 <w:b/>
                 <w:bCs/>
                 <w:color w:val="FF0000"/>
@@ -4676,7 +4678,7 @@
               </w:numPr>
               <w:bidi/>
               <w:rPr>
-                <w:rFonts w:asciiTheme="majorBidi" w:hAnsiTheme="majorBidi" w:cstheme="majorBidi" w:hint="cs"/>
+                <w:rFonts w:asciiTheme="majorBidi" w:hAnsiTheme="majorBidi" w:cstheme="majorBidi"/>
                 <w:color w:val="0070C0"/>
                 <w:sz w:val="28"/>
                 <w:szCs w:val="28"/>
@@ -4736,7 +4738,7 @@
               <w:bidi/>
               <w:jc w:val="center"/>
               <w:rPr>
-                <w:rFonts w:asciiTheme="majorBidi" w:hAnsiTheme="majorBidi" w:cstheme="majorBidi" w:hint="cs"/>
+                <w:rFonts w:asciiTheme="majorBidi" w:hAnsiTheme="majorBidi" w:cstheme="majorBidi"/>
                 <w:sz w:val="28"/>
                 <w:szCs w:val="28"/>
                 <w:rtl/>
@@ -6296,8 +6298,6 @@
           <w:szCs w:val="24"/>
         </w:rPr>
       </w:pPr>
-      <w:bookmarkStart w:id="0" w:name="_GoBack"/>
-      <w:bookmarkEnd w:id="0"/>
     </w:p>
     <w:p>
       <w:pPr>
@@ -6310,7 +6310,7 @@
       <w:r>
         <w:rPr>
           <w:noProof/>
-          <w:lang w:eastAsia="fr-FR"/>
+          <w:lang w:val="en-US"/>
         </w:rPr>
         <w:lastRenderedPageBreak/>
         <mc:AlternateContent>
@@ -7954,7 +7954,7 @@
                 <w:noProof/>
                 <w:sz w:val="28"/>
                 <w:szCs w:val="28"/>
-                <w:lang w:eastAsia="fr-FR"/>
+                <w:lang w:val="en-US"/>
               </w:rPr>
               <w:drawing>
                 <wp:anchor distT="0" distB="0" distL="114300" distR="114300" simplePos="0" relativeHeight="251664384" behindDoc="0" locked="0" layoutInCell="1" allowOverlap="1" wp14:anchorId="2D41B30E" wp14:editId="4C7EF308">
@@ -8633,7 +8633,7 @@
         <w:r>
           <w:rPr>
             <w:noProof/>
-            <w:lang w:eastAsia="fr-FR"/>
+            <w:lang w:val="en-US"/>
           </w:rPr>
           <mc:AlternateContent>
             <mc:Choice Requires="wpg">
@@ -10410,7 +10410,7 @@
 </file>
 
 <file path=customXml/itemProps1.xml><?xml version="1.0" encoding="utf-8"?>
-<ds:datastoreItem xmlns:ds="http://schemas.openxmlformats.org/officeDocument/2006/customXml" ds:itemID="{061209FB-8024-4079-8962-6F37FD48DCAC}">
+<ds:datastoreItem xmlns:ds="http://schemas.openxmlformats.org/officeDocument/2006/customXml" ds:itemID="{2310C18A-1D47-40A2-8249-8975F37E07A6}">
   <ds:schemaRefs>
     <ds:schemaRef ds:uri="http://schemas.openxmlformats.org/officeDocument/2006/bibliography"/>
   </ds:schemaRefs>
